--- a/이탈리아 검사/2부/2부_9화_개정.docx
+++ b/이탈리아 검사/2부/2부_9화_개정.docx
@@ -783,7 +783,7 @@
           <w:i w:val="0"/>
           <w:sz w:val="22"/>
         </w:rPr>
-        <w:t>Aiosa Giuseppe.</w:t>
+        <w:t>Agosta Giuseppe.</w:t>
       </w:r>
     </w:p>
     <w:p>
